--- a/KnowledgeSource/Security_Rule.docx
+++ b/KnowledgeSource/Security_Rule.docx
@@ -19,7 +19,7 @@
           <w:color w:val="242424"/>
           <w:sz w:val="40"/>
         </w:rPr>
-        <w:t>SK케미칼 생성형 AI · 에이전트 정보보안 가이드라인</w:t>
+        <w:t>생성형 AI · 에이전트 정보보안 가이드라인</w:t>
       </w:r>
     </w:p>
     <w:p>
@@ -887,7 +887,7 @@
           <w:color w:val="5C5C5C"/>
           <w:sz w:val="16"/>
         </w:rPr>
-        <w:t>※ 본 문서는 SK케미칼 A4A 핸즈온 실습용 mock 데이터입니다. 실제 사내 규정·시스템 정보가 아니며 교육 목적으로만 사용합니다.</w:t>
+        <w:t>※ 본 문서는 A4A 핸즈온 실습용 mock 데이터입니다. 실제 조직의 규정·시스템 정보가 아니며 교육 목적으로만 사용합니다.</w:t>
       </w:r>
     </w:p>
     <w:sectPr>

--- a/KnowledgeSource/Security_Rule.docx
+++ b/KnowledgeSource/Security_Rule.docx
@@ -876,7 +876,7 @@
         <w:spacing w:after="40"/>
       </w:pPr>
       <w:r>
-        <w:t>보안 규정 위반 사항 발견 시 즉시 정보보안팀(security@skchemicals.example)에 통보하며, 위반 수준에 따라 에이전트 사용 중단·재설계·징계 절차가 적용됩니다.</w:t>
+        <w:t>보안 규정 위반 사항 발견 시 즉시 정보보안팀(security@example.com)에 통보하며, 위반 수준에 따라 에이전트 사용 중단·재설계·징계 절차가 적용됩니다.</w:t>
       </w:r>
     </w:p>
     <w:p/>

--- a/KnowledgeSource/Security_Rule.docx
+++ b/KnowledgeSource/Security_Rule.docx
@@ -5,6 +5,7 @@
     <w:p>
       <w:r>
         <w:rPr>
+          <w:rFonts w:ascii="맑은 고딕" w:hAnsi="맑은 고딕" w:eastAsia="맑은 고딕"/>
           <w:b/>
           <w:color w:val="B11F4B"/>
           <w:sz w:val="20"/>
@@ -15,6 +16,7 @@
     <w:p>
       <w:r>
         <w:rPr>
+          <w:rFonts w:ascii="맑은 고딕" w:hAnsi="맑은 고딕" w:eastAsia="맑은 고딕"/>
           <w:b/>
           <w:color w:val="242424"/>
           <w:sz w:val="40"/>
@@ -25,6 +27,7 @@
     <w:p>
       <w:r>
         <w:rPr>
+          <w:rFonts w:ascii="맑은 고딕" w:hAnsi="맑은 고딕" w:eastAsia="맑은 고딕"/>
           <w:color w:val="5C5C5C"/>
           <w:sz w:val="22"/>
         </w:rPr>
@@ -53,6 +56,7 @@
           <w:p>
             <w:r>
               <w:rPr>
+                <w:rFonts w:ascii="맑은 고딕" w:hAnsi="맑은 고딕" w:eastAsia="맑은 고딕"/>
                 <w:b/>
                 <w:sz w:val="17"/>
               </w:rPr>
@@ -68,6 +72,7 @@
           <w:p>
             <w:r>
               <w:rPr>
+                <w:rFonts w:ascii="맑은 고딕" w:hAnsi="맑은 고딕" w:eastAsia="맑은 고딕"/>
                 <w:b/>
                 <w:sz w:val="17"/>
               </w:rPr>
@@ -83,6 +88,7 @@
           <w:p>
             <w:r>
               <w:rPr>
+                <w:rFonts w:ascii="맑은 고딕" w:hAnsi="맑은 고딕" w:eastAsia="맑은 고딕"/>
                 <w:b/>
                 <w:sz w:val="17"/>
               </w:rPr>
@@ -98,6 +104,7 @@
           <w:p>
             <w:r>
               <w:rPr>
+                <w:rFonts w:ascii="맑은 고딕" w:hAnsi="맑은 고딕" w:eastAsia="맑은 고딕"/>
                 <w:b/>
                 <w:sz w:val="17"/>
               </w:rPr>
@@ -114,9 +121,10 @@
           <w:p>
             <w:r>
               <w:rPr>
+                <w:rFonts w:ascii="맑은 고딕" w:hAnsi="맑은 고딕" w:eastAsia="맑은 고딕"/>
                 <w:sz w:val="17"/>
               </w:rPr>
-              <w:t>DT실 정보보안팀</w:t>
+              <w:t>정보보안팀</w:t>
             </w:r>
           </w:p>
         </w:tc>
@@ -127,6 +135,7 @@
           <w:p>
             <w:r>
               <w:rPr>
+                <w:rFonts w:ascii="맑은 고딕" w:hAnsi="맑은 고딕" w:eastAsia="맑은 고딕"/>
                 <w:sz w:val="17"/>
               </w:rPr>
               <w:t>2026-05-30</w:t>
@@ -140,6 +149,7 @@
           <w:p>
             <w:r>
               <w:rPr>
+                <w:rFonts w:ascii="맑은 고딕" w:hAnsi="맑은 고딕" w:eastAsia="맑은 고딕"/>
                 <w:sz w:val="17"/>
               </w:rPr>
               <w:t>내부용</w:t>
@@ -153,9 +163,71 @@
           <w:p>
             <w:r>
               <w:rPr>
+                <w:rFonts w:ascii="맑은 고딕" w:hAnsi="맑은 고딕" w:eastAsia="맑은 고딕"/>
                 <w:sz w:val="17"/>
               </w:rPr>
               <w:t>Copilot Studio Knowledge Source</w:t>
+            </w:r>
+          </w:p>
+        </w:tc>
+      </w:tr>
+    </w:tbl>
+    <w:p/>
+    <w:p>
+      <w:pPr>
+        <w:spacing w:after="40"/>
+      </w:pPr>
+      <w:r>
+        <w:rPr>
+          <w:rFonts w:ascii="맑은 고딕" w:hAnsi="맑은 고딕" w:eastAsia="맑은 고딕"/>
+          <w:b/>
+          <w:color w:val="5C5C5C"/>
+          <w:sz w:val="17"/>
+        </w:rPr>
+        <w:t xml:space="preserve">키워드: </w:t>
+      </w:r>
+      <w:r>
+        <w:rPr>
+          <w:rFonts w:ascii="맑은 고딕" w:hAnsi="맑은 고딕" w:eastAsia="맑은 고딕"/>
+          <w:color w:val="5C5C5C"/>
+          <w:sz w:val="17"/>
+        </w:rPr>
+        <w:t>정보등급, 데이터 분류, 개인정보, DLP, Shadow AI, HITL, 보안 체크리스트, 승인 도구</w:t>
+      </w:r>
+    </w:p>
+    <w:tbl>
+      <w:tblPr>
+        <w:tblStyle w:val="TableGrid"/>
+        <w:tblW w:type="auto" w:w="0"/>
+        <w:tblLook w:firstColumn="1" w:firstRow="1" w:lastColumn="0" w:lastRow="0" w:noHBand="0" w:noVBand="1" w:val="04A0"/>
+      </w:tblPr>
+      <w:tblGrid>
+        <w:gridCol w:w="8640"/>
+      </w:tblGrid>
+      <w:tr>
+        <w:tc>
+          <w:tcPr>
+            <w:tcW w:type="dxa" w:w="8640"/>
+            <w:shd w:val="clear" w:fill="EEF4FB"/>
+          </w:tcPr>
+          <w:p>
+            <w:r/>
+            <w:r>
+              <w:rPr>
+                <w:rFonts w:ascii="맑은 고딕" w:hAnsi="맑은 고딕" w:eastAsia="맑은 고딕"/>
+                <w:b/>
+                <w:color w:val="242424"/>
+                <w:sz w:val="18"/>
+              </w:rPr>
+              <w:t xml:space="preserve">이 문서 사용법: </w:t>
+            </w:r>
+            <w:r>
+              <w:rPr>
+                <w:rFonts w:ascii="맑은 고딕" w:hAnsi="맑은 고딕" w:eastAsia="맑은 고딕"/>
+                <w:color w:val="242424"/>
+                <w:sz w:val="18"/>
+              </w:rPr>
+              <w:t>에이전트가 다루려는 데이터의 보안 등급을 먼저 확인하고, 그 등급에서 허용되는 플랫폼·입력 방식만 설계에 반영하세요.</w:t>
             </w:r>
           </w:p>
         </w:tc>
@@ -168,6 +240,77 @@
       </w:pPr>
       <w:r>
         <w:rPr>
+          <w:rFonts w:ascii="맑은 고딕" w:hAnsi="맑은 고딕" w:eastAsia="맑은 고딕"/>
+          <w:b/>
+          <w:color w:val="B11F4B"/>
+          <w:sz w:val="26"/>
+        </w:rPr>
+        <w:t>한눈 요약 (TL;DR)</w:t>
+      </w:r>
+    </w:p>
+    <w:tbl>
+      <w:tblPr>
+        <w:tblStyle w:val="TableGrid"/>
+        <w:tblW w:type="auto" w:w="0"/>
+        <w:tblLook w:firstColumn="1" w:firstRow="1" w:lastColumn="0" w:lastRow="0" w:noHBand="0" w:noVBand="1" w:val="04A0"/>
+      </w:tblPr>
+      <w:tblGrid>
+        <w:gridCol w:w="8640"/>
+      </w:tblGrid>
+      <w:tr>
+        <w:tc>
+          <w:tcPr>
+            <w:tcW w:type="dxa" w:w="8640"/>
+            <w:shd w:val="clear" w:fill="FDF2F6"/>
+          </w:tcPr>
+          <w:p>
+            <w:r/>
+            <w:r>
+              <w:rPr>
+                <w:rFonts w:ascii="맑은 고딕" w:hAnsi="맑은 고딕" w:eastAsia="맑은 고딕"/>
+                <w:sz w:val="19"/>
+              </w:rPr>
+              <w:t>• 사내 데이터는 공개·내부·대외비·극비 4단계로 분류한다.</w:t>
+            </w:r>
+          </w:p>
+          <w:p>
+            <w:r>
+              <w:rPr>
+                <w:rFonts w:ascii="맑은 고딕" w:hAnsi="맑은 고딕" w:eastAsia="맑은 고딕"/>
+                <w:sz w:val="19"/>
+              </w:rPr>
+              <w:t>• 대외비 이상 정보는 외부 공개 LLM(ChatGPT 등)에 입력 금지.</w:t>
+            </w:r>
+          </w:p>
+          <w:p>
+            <w:r>
+              <w:rPr>
+                <w:rFonts w:ascii="맑은 고딕" w:hAnsi="맑은 고딕" w:eastAsia="맑은 고딕"/>
+                <w:sz w:val="19"/>
+              </w:rPr>
+              <w:t>• 승인된 도구는 Microsoft 365 Copilot, Copilot Studio(사내 테넌트), Azure OpenAI(사내 구독)뿐이다.</w:t>
+            </w:r>
+          </w:p>
+          <w:p>
+            <w:r>
+              <w:rPr>
+                <w:rFonts w:ascii="맑은 고딕" w:hAnsi="맑은 고딕" w:eastAsia="맑은 고딕"/>
+                <w:sz w:val="19"/>
+              </w:rPr>
+              <w:t>• 외부 공유 산출물은 담당자 검토(HITL) 후 배포한다.</w:t>
+            </w:r>
+          </w:p>
+        </w:tc>
+      </w:tr>
+    </w:tbl>
+    <w:p/>
+    <w:p>
+      <w:pPr>
+        <w:spacing w:before="200" w:after="80"/>
+      </w:pPr>
+      <w:r>
+        <w:rPr>
+          <w:rFonts w:ascii="맑은 고딕" w:hAnsi="맑은 고딕" w:eastAsia="맑은 고딕"/>
           <w:b/>
           <w:color w:val="B11F4B"/>
           <w:sz w:val="26"/>
@@ -180,6 +323,10 @@
         <w:spacing w:after="40"/>
       </w:pPr>
       <w:r>
+        <w:rPr>
+          <w:rFonts w:ascii="맑은 고딕" w:hAnsi="맑은 고딕" w:eastAsia="맑은 고딕"/>
+          <w:sz w:val="21"/>
+        </w:rPr>
         <w:t>모든 사내 데이터는 아래 4단계로 분류되며, 등급에 따라 생성형 AI·에이전트 활용 범위가 결정됩니다.</w:t>
       </w:r>
     </w:p>
@@ -191,10 +338,11 @@
         <w:tblLook w:firstColumn="1" w:firstRow="1" w:lastColumn="0" w:lastRow="0" w:noHBand="0" w:noVBand="1" w:val="04A0"/>
       </w:tblPr>
       <w:tblGrid>
-        <w:gridCol w:w="2160"/>
-        <w:gridCol w:w="2160"/>
-        <w:gridCol w:w="2160"/>
-        <w:gridCol w:w="2160"/>
+        <w:gridCol w:w="1728"/>
+        <w:gridCol w:w="1728"/>
+        <w:gridCol w:w="1728"/>
+        <w:gridCol w:w="1728"/>
+        <w:gridCol w:w="1728"/>
       </w:tblGrid>
       <w:tr>
         <w:tc>
@@ -205,11 +353,29 @@
           <w:p>
             <w:r>
               <w:rPr>
+                <w:rFonts w:ascii="맑은 고딕" w:hAnsi="맑은 고딕" w:eastAsia="맑은 고딕"/>
                 <w:b/>
                 <w:color w:val="FFFFFF"/>
                 <w:sz w:val="18"/>
               </w:rPr>
               <w:t>등급</w:t>
+            </w:r>
+          </w:p>
+        </w:tc>
+        <w:tc>
+          <w:tcPr>
+            <w:tcW w:type="dxa" w:w="2304"/>
+            <w:shd w:val="clear" w:fill="B11F4B"/>
+          </w:tcPr>
+          <w:p>
+            <w:r>
+              <w:rPr>
+                <w:rFonts w:ascii="맑은 고딕" w:hAnsi="맑은 고딕" w:eastAsia="맑은 고딕"/>
+                <w:b/>
+                <w:color w:val="FFFFFF"/>
+                <w:sz w:val="18"/>
+              </w:rPr>
+              <w:t>정의</w:t>
             </w:r>
           </w:p>
         </w:tc>
@@ -221,22 +387,7 @@
           <w:p>
             <w:r>
               <w:rPr>
-                <w:b/>
-                <w:color w:val="FFFFFF"/>
-                <w:sz w:val="18"/>
-              </w:rPr>
-              <w:t>정의</w:t>
-            </w:r>
-          </w:p>
-        </w:tc>
-        <w:tc>
-          <w:tcPr>
-            <w:tcW w:type="dxa" w:w="3168"/>
-            <w:shd w:val="clear" w:fill="B11F4B"/>
-          </w:tcPr>
-          <w:p>
-            <w:r>
-              <w:rPr>
+                <w:rFonts w:ascii="맑은 고딕" w:hAnsi="맑은 고딕" w:eastAsia="맑은 고딕"/>
                 <w:b/>
                 <w:color w:val="FFFFFF"/>
                 <w:sz w:val="18"/>
@@ -247,17 +398,35 @@
         </w:tc>
         <w:tc>
           <w:tcPr>
-            <w:tcW w:type="dxa" w:w="2016"/>
+            <w:tcW w:type="dxa" w:w="1872"/>
             <w:shd w:val="clear" w:fill="B11F4B"/>
           </w:tcPr>
           <w:p>
             <w:r>
               <w:rPr>
+                <w:rFonts w:ascii="맑은 고딕" w:hAnsi="맑은 고딕" w:eastAsia="맑은 고딕"/>
                 <w:b/>
                 <w:color w:val="FFFFFF"/>
                 <w:sz w:val="18"/>
               </w:rPr>
               <w:t>생성형 AI 입력</w:t>
+            </w:r>
+          </w:p>
+        </w:tc>
+        <w:tc>
+          <w:tcPr>
+            <w:tcW w:type="dxa" w:w="2160"/>
+            <w:shd w:val="clear" w:fill="B11F4B"/>
+          </w:tcPr>
+          <w:p>
+            <w:r>
+              <w:rPr>
+                <w:rFonts w:ascii="맑은 고딕" w:hAnsi="맑은 고딕" w:eastAsia="맑은 고딕"/>
+                <w:b/>
+                <w:color w:val="FFFFFF"/>
+                <w:sz w:val="18"/>
+              </w:rPr>
+              <w:t>권장 플랫폼</w:t>
             </w:r>
           </w:p>
         </w:tc>
@@ -270,9 +439,24 @@
           <w:p>
             <w:r>
               <w:rPr>
+                <w:rFonts w:ascii="맑은 고딕" w:hAnsi="맑은 고딕" w:eastAsia="맑은 고딕"/>
                 <w:sz w:val="18"/>
               </w:rPr>
               <w:t>공개(Public)</w:t>
+            </w:r>
+          </w:p>
+        </w:tc>
+        <w:tc>
+          <w:tcPr>
+            <w:tcW w:type="dxa" w:w="2304"/>
+          </w:tcPr>
+          <w:p>
+            <w:r>
+              <w:rPr>
+                <w:rFonts w:ascii="맑은 고딕" w:hAnsi="맑은 고딕" w:eastAsia="맑은 고딕"/>
+                <w:sz w:val="18"/>
+              </w:rPr>
+              <w:t>외부 공개 가능 정보</w:t>
             </w:r>
           </w:p>
         </w:tc>
@@ -283,19 +467,7 @@
           <w:p>
             <w:r>
               <w:rPr>
-                <w:sz w:val="18"/>
-              </w:rPr>
-              <w:t>외부 공개 가능 정보</w:t>
-            </w:r>
-          </w:p>
-        </w:tc>
-        <w:tc>
-          <w:tcPr>
-            <w:tcW w:type="dxa" w:w="3168"/>
-          </w:tcPr>
-          <w:p>
-            <w:r>
-              <w:rPr>
+                <w:rFonts w:ascii="맑은 고딕" w:hAnsi="맑은 고딕" w:eastAsia="맑은 고딕"/>
                 <w:sz w:val="18"/>
               </w:rPr>
               <w:t>보도자료, 홈페이지 게시물</w:t>
@@ -304,14 +476,29 @@
         </w:tc>
         <w:tc>
           <w:tcPr>
-            <w:tcW w:type="dxa" w:w="2016"/>
+            <w:tcW w:type="dxa" w:w="1872"/>
           </w:tcPr>
           <w:p>
             <w:r>
               <w:rPr>
+                <w:rFonts w:ascii="맑은 고딕" w:hAnsi="맑은 고딕" w:eastAsia="맑은 고딕"/>
                 <w:sz w:val="18"/>
               </w:rPr>
               <w:t>허용</w:t>
+            </w:r>
+          </w:p>
+        </w:tc>
+        <w:tc>
+          <w:tcPr>
+            <w:tcW w:type="dxa" w:w="2160"/>
+          </w:tcPr>
+          <w:p>
+            <w:r>
+              <w:rPr>
+                <w:rFonts w:ascii="맑은 고딕" w:hAnsi="맑은 고딕" w:eastAsia="맑은 고딕"/>
+                <w:sz w:val="18"/>
+              </w:rPr>
+              <w:t>제한 없음</w:t>
             </w:r>
           </w:p>
         </w:tc>
@@ -324,9 +511,24 @@
           <w:p>
             <w:r>
               <w:rPr>
+                <w:rFonts w:ascii="맑은 고딕" w:hAnsi="맑은 고딕" w:eastAsia="맑은 고딕"/>
                 <w:sz w:val="18"/>
               </w:rPr>
               <w:t>내부(Internal)</w:t>
+            </w:r>
+          </w:p>
+        </w:tc>
+        <w:tc>
+          <w:tcPr>
+            <w:tcW w:type="dxa" w:w="2304"/>
+          </w:tcPr>
+          <w:p>
+            <w:r>
+              <w:rPr>
+                <w:rFonts w:ascii="맑은 고딕" w:hAnsi="맑은 고딕" w:eastAsia="맑은 고딕"/>
+                <w:sz w:val="18"/>
+              </w:rPr>
+              <w:t>사내 한정 정보</w:t>
             </w:r>
           </w:p>
         </w:tc>
@@ -337,19 +539,7 @@
           <w:p>
             <w:r>
               <w:rPr>
-                <w:sz w:val="18"/>
-              </w:rPr>
-              <w:t>사내 한정 정보</w:t>
-            </w:r>
-          </w:p>
-        </w:tc>
-        <w:tc>
-          <w:tcPr>
-            <w:tcW w:type="dxa" w:w="3168"/>
-          </w:tcPr>
-          <w:p>
-            <w:r>
-              <w:rPr>
+                <w:rFonts w:ascii="맑은 고딕" w:hAnsi="맑은 고딕" w:eastAsia="맑은 고딕"/>
                 <w:sz w:val="18"/>
               </w:rPr>
               <w:t>내부 공지, 일반 회의록</w:t>
@@ -358,14 +548,29 @@
         </w:tc>
         <w:tc>
           <w:tcPr>
-            <w:tcW w:type="dxa" w:w="2016"/>
+            <w:tcW w:type="dxa" w:w="1872"/>
           </w:tcPr>
           <w:p>
             <w:r>
               <w:rPr>
+                <w:rFonts w:ascii="맑은 고딕" w:hAnsi="맑은 고딕" w:eastAsia="맑은 고딕"/>
                 <w:sz w:val="18"/>
               </w:rPr>
               <w:t>사내 승인 AI만 허용</w:t>
+            </w:r>
+          </w:p>
+        </w:tc>
+        <w:tc>
+          <w:tcPr>
+            <w:tcW w:type="dxa" w:w="2160"/>
+          </w:tcPr>
+          <w:p>
+            <w:r>
+              <w:rPr>
+                <w:rFonts w:ascii="맑은 고딕" w:hAnsi="맑은 고딕" w:eastAsia="맑은 고딕"/>
+                <w:sz w:val="18"/>
+              </w:rPr>
+              <w:t>M365 Copilot / Agent Builder</w:t>
             </w:r>
           </w:p>
         </w:tc>
@@ -378,9 +583,24 @@
           <w:p>
             <w:r>
               <w:rPr>
+                <w:rFonts w:ascii="맑은 고딕" w:hAnsi="맑은 고딕" w:eastAsia="맑은 고딕"/>
                 <w:sz w:val="18"/>
               </w:rPr>
               <w:t>대외비(Confidential)</w:t>
+            </w:r>
+          </w:p>
+        </w:tc>
+        <w:tc>
+          <w:tcPr>
+            <w:tcW w:type="dxa" w:w="2304"/>
+          </w:tcPr>
+          <w:p>
+            <w:r>
+              <w:rPr>
+                <w:rFonts w:ascii="맑은 고딕" w:hAnsi="맑은 고딕" w:eastAsia="맑은 고딕"/>
+                <w:sz w:val="18"/>
+              </w:rPr>
+              <w:t>유출 시 경영 영향</w:t>
             </w:r>
           </w:p>
         </w:tc>
@@ -391,19 +611,7 @@
           <w:p>
             <w:r>
               <w:rPr>
-                <w:sz w:val="18"/>
-              </w:rPr>
-              <w:t>유출 시 경영 영향</w:t>
-            </w:r>
-          </w:p>
-        </w:tc>
-        <w:tc>
-          <w:tcPr>
-            <w:tcW w:type="dxa" w:w="3168"/>
-          </w:tcPr>
-          <w:p>
-            <w:r>
-              <w:rPr>
+                <w:rFonts w:ascii="맑은 고딕" w:hAnsi="맑은 고딕" w:eastAsia="맑은 고딕"/>
                 <w:sz w:val="18"/>
               </w:rPr>
               <w:t>미공개 실적, 가격 정책, R&amp;D 진행</w:t>
@@ -412,14 +620,29 @@
         </w:tc>
         <w:tc>
           <w:tcPr>
-            <w:tcW w:type="dxa" w:w="2016"/>
+            <w:tcW w:type="dxa" w:w="1872"/>
           </w:tcPr>
           <w:p>
             <w:r>
               <w:rPr>
+                <w:rFonts w:ascii="맑은 고딕" w:hAnsi="맑은 고딕" w:eastAsia="맑은 고딕"/>
                 <w:sz w:val="18"/>
               </w:rPr>
               <w:t>외부 AI 입력 금지</w:t>
+            </w:r>
+          </w:p>
+        </w:tc>
+        <w:tc>
+          <w:tcPr>
+            <w:tcW w:type="dxa" w:w="2160"/>
+          </w:tcPr>
+          <w:p>
+            <w:r>
+              <w:rPr>
+                <w:rFonts w:ascii="맑은 고딕" w:hAnsi="맑은 고딕" w:eastAsia="맑은 고딕"/>
+                <w:sz w:val="18"/>
+              </w:rPr>
+              <w:t>Copilot Studio(사내 테넌트)</w:t>
             </w:r>
           </w:p>
         </w:tc>
@@ -432,9 +655,24 @@
           <w:p>
             <w:r>
               <w:rPr>
+                <w:rFonts w:ascii="맑은 고딕" w:hAnsi="맑은 고딕" w:eastAsia="맑은 고딕"/>
                 <w:sz w:val="18"/>
               </w:rPr>
               <w:t>극비(Restricted)</w:t>
+            </w:r>
+          </w:p>
+        </w:tc>
+        <w:tc>
+          <w:tcPr>
+            <w:tcW w:type="dxa" w:w="2304"/>
+          </w:tcPr>
+          <w:p>
+            <w:r>
+              <w:rPr>
+                <w:rFonts w:ascii="맑은 고딕" w:hAnsi="맑은 고딕" w:eastAsia="맑은 고딕"/>
+                <w:sz w:val="18"/>
+              </w:rPr>
+              <w:t>유출 시 중대 손실</w:t>
             </w:r>
           </w:p>
         </w:tc>
@@ -445,19 +683,7 @@
           <w:p>
             <w:r>
               <w:rPr>
-                <w:sz w:val="18"/>
-              </w:rPr>
-              <w:t>유출 시 중대 손실</w:t>
-            </w:r>
-          </w:p>
-        </w:tc>
-        <w:tc>
-          <w:tcPr>
-            <w:tcW w:type="dxa" w:w="3168"/>
-          </w:tcPr>
-          <w:p>
-            <w:r>
-              <w:rPr>
+                <w:rFonts w:ascii="맑은 고딕" w:hAnsi="맑은 고딕" w:eastAsia="맑은 고딕"/>
                 <w:sz w:val="18"/>
               </w:rPr>
               <w:t>특허 전략, M&amp;A, 핵심 공정 레시피</w:t>
@@ -466,14 +692,29 @@
         </w:tc>
         <w:tc>
           <w:tcPr>
-            <w:tcW w:type="dxa" w:w="2016"/>
+            <w:tcW w:type="dxa" w:w="1872"/>
           </w:tcPr>
           <w:p>
             <w:r>
               <w:rPr>
+                <w:rFonts w:ascii="맑은 고딕" w:hAnsi="맑은 고딕" w:eastAsia="맑은 고딕"/>
                 <w:sz w:val="18"/>
               </w:rPr>
               <w:t>전면 금지</w:t>
+            </w:r>
+          </w:p>
+        </w:tc>
+        <w:tc>
+          <w:tcPr>
+            <w:tcW w:type="dxa" w:w="2160"/>
+          </w:tcPr>
+          <w:p>
+            <w:r>
+              <w:rPr>
+                <w:rFonts w:ascii="맑은 고딕" w:hAnsi="맑은 고딕" w:eastAsia="맑은 고딕"/>
+                <w:sz w:val="18"/>
+              </w:rPr>
+              <w:t>에이전트 활용 불가</w:t>
             </w:r>
           </w:p>
         </w:tc>
@@ -485,6 +726,7 @@
       </w:pPr>
       <w:r>
         <w:rPr>
+          <w:rFonts w:ascii="맑은 고딕" w:hAnsi="맑은 고딕" w:eastAsia="맑은 고딕"/>
           <w:b/>
           <w:color w:val="B11F4B"/>
           <w:sz w:val="26"/>
@@ -498,6 +740,10 @@
         <w:spacing w:after="20"/>
       </w:pPr>
       <w:r>
+        <w:rPr>
+          <w:rFonts w:ascii="맑은 고딕" w:hAnsi="맑은 고딕" w:eastAsia="맑은 고딕"/>
+          <w:sz w:val="20"/>
+        </w:rPr>
         <w:t>고객·구성원의 개인정보(이름, 연락처, 사번, 주민번호 등)는 외부 생성형 AI에 입력 금지.</w:t>
       </w:r>
     </w:p>
@@ -507,6 +753,10 @@
         <w:spacing w:after="20"/>
       </w:pPr>
       <w:r>
+        <w:rPr>
+          <w:rFonts w:ascii="맑은 고딕" w:hAnsi="맑은 고딕" w:eastAsia="맑은 고딕"/>
+          <w:sz w:val="20"/>
+        </w:rPr>
         <w:t>에이전트가 개인정보를 다룰 경우 Microsoft 365 테넌트 내(DLP 적용 환경)에서만 처리.</w:t>
       </w:r>
     </w:p>
@@ -516,6 +766,10 @@
         <w:spacing w:after="20"/>
       </w:pPr>
       <w:r>
+        <w:rPr>
+          <w:rFonts w:ascii="맑은 고딕" w:hAnsi="맑은 고딕" w:eastAsia="맑은 고딕"/>
+          <w:sz w:val="20"/>
+        </w:rPr>
         <w:t>테스트·데모 데이터는 반드시 가명/익명 처리된 mock 데이터 사용.</w:t>
       </w:r>
     </w:p>
@@ -525,6 +779,10 @@
         <w:spacing w:after="20"/>
       </w:pPr>
       <w:r>
+        <w:rPr>
+          <w:rFonts w:ascii="맑은 고딕" w:hAnsi="맑은 고딕" w:eastAsia="맑은 고딕"/>
+          <w:sz w:val="20"/>
+        </w:rPr>
         <w:t>개인정보가 포함된 Knowledge Source는 접근 권한을 부서 단위로 제한.</w:t>
       </w:r>
     </w:p>
@@ -534,6 +792,7 @@
       </w:pPr>
       <w:r>
         <w:rPr>
+          <w:rFonts w:ascii="맑은 고딕" w:hAnsi="맑은 고딕" w:eastAsia="맑은 고딕"/>
           <w:b/>
           <w:color w:val="B11F4B"/>
           <w:sz w:val="26"/>
@@ -547,6 +806,10 @@
         <w:spacing w:after="20"/>
       </w:pPr>
       <w:r>
+        <w:rPr>
+          <w:rFonts w:ascii="맑은 고딕" w:hAnsi="맑은 고딕" w:eastAsia="맑은 고딕"/>
+          <w:sz w:val="20"/>
+        </w:rPr>
         <w:t>대외비 이상 정보는 사외 클라우드·공개 LLM(ChatGPT 등 외부 서비스)에 입력 절대 금지.</w:t>
       </w:r>
     </w:p>
@@ -556,6 +819,10 @@
         <w:spacing w:after="20"/>
       </w:pPr>
       <w:r>
+        <w:rPr>
+          <w:rFonts w:ascii="맑은 고딕" w:hAnsi="맑은 고딕" w:eastAsia="맑은 고딕"/>
+          <w:sz w:val="20"/>
+        </w:rPr>
         <w:t>승인된 도구: Microsoft 365 Copilot, Copilot Studio(사내 테넌트), Azure OpenAI(사내 구독).</w:t>
       </w:r>
     </w:p>
@@ -565,6 +832,10 @@
         <w:spacing w:after="20"/>
       </w:pPr>
       <w:r>
+        <w:rPr>
+          <w:rFonts w:ascii="맑은 고딕" w:hAnsi="맑은 고딕" w:eastAsia="맑은 고딕"/>
+          <w:sz w:val="20"/>
+        </w:rPr>
         <w:t>미승인 외부 AI 도구 사용(Shadow AI) 적발 시 정보보안 위반으로 처리.</w:t>
       </w:r>
     </w:p>
@@ -574,6 +845,10 @@
         <w:spacing w:after="20"/>
       </w:pPr>
       <w:r>
+        <w:rPr>
+          <w:rFonts w:ascii="맑은 고딕" w:hAnsi="맑은 고딕" w:eastAsia="맑은 고딕"/>
+          <w:sz w:val="20"/>
+        </w:rPr>
         <w:t>에이전트의 외부 웹 검색 기능은 내부 자료가 질의문에 포함되지 않도록 설계.</w:t>
       </w:r>
     </w:p>
@@ -583,6 +858,7 @@
       </w:pPr>
       <w:r>
         <w:rPr>
+          <w:rFonts w:ascii="맑은 고딕" w:hAnsi="맑은 고딕" w:eastAsia="맑은 고딕"/>
           <w:b/>
           <w:color w:val="B11F4B"/>
           <w:sz w:val="26"/>
@@ -611,6 +887,7 @@
           <w:p>
             <w:r>
               <w:rPr>
+                <w:rFonts w:ascii="맑은 고딕" w:hAnsi="맑은 고딕" w:eastAsia="맑은 고딕"/>
                 <w:b/>
                 <w:color w:val="FFFFFF"/>
                 <w:sz w:val="18"/>
@@ -627,6 +904,7 @@
           <w:p>
             <w:r>
               <w:rPr>
+                <w:rFonts w:ascii="맑은 고딕" w:hAnsi="맑은 고딕" w:eastAsia="맑은 고딕"/>
                 <w:b/>
                 <w:color w:val="FFFFFF"/>
                 <w:sz w:val="18"/>
@@ -643,6 +921,7 @@
           <w:p>
             <w:r>
               <w:rPr>
+                <w:rFonts w:ascii="맑은 고딕" w:hAnsi="맑은 고딕" w:eastAsia="맑은 고딕"/>
                 <w:b/>
                 <w:color w:val="FFFFFF"/>
                 <w:sz w:val="18"/>
@@ -660,6 +939,7 @@
           <w:p>
             <w:r>
               <w:rPr>
+                <w:rFonts w:ascii="맑은 고딕" w:hAnsi="맑은 고딕" w:eastAsia="맑은 고딕"/>
                 <w:sz w:val="18"/>
               </w:rPr>
               <w:t>데이터 등급 확인</w:t>
@@ -673,6 +953,7 @@
           <w:p>
             <w:r>
               <w:rPr>
+                <w:rFonts w:ascii="맑은 고딕" w:hAnsi="맑은 고딕" w:eastAsia="맑은 고딕"/>
                 <w:sz w:val="18"/>
               </w:rPr>
               <w:t>에이전트가 다루는 데이터의 최고 등급 식별</w:t>
@@ -686,6 +967,7 @@
           <w:p>
             <w:r>
               <w:rPr>
+                <w:rFonts w:ascii="맑은 고딕" w:hAnsi="맑은 고딕" w:eastAsia="맑은 고딕"/>
                 <w:sz w:val="18"/>
               </w:rPr>
               <w:t>필수</w:t>
@@ -701,6 +983,7 @@
           <w:p>
             <w:r>
               <w:rPr>
+                <w:rFonts w:ascii="맑은 고딕" w:hAnsi="맑은 고딕" w:eastAsia="맑은 고딕"/>
                 <w:sz w:val="18"/>
               </w:rPr>
               <w:t>입력 검증</w:t>
@@ -714,6 +997,7 @@
           <w:p>
             <w:r>
               <w:rPr>
+                <w:rFonts w:ascii="맑은 고딕" w:hAnsi="맑은 고딕" w:eastAsia="맑은 고딕"/>
                 <w:sz w:val="18"/>
               </w:rPr>
               <w:t>사용자 입력에 극비 정보 포함 시 차단/마스킹</w:t>
@@ -727,6 +1011,7 @@
           <w:p>
             <w:r>
               <w:rPr>
+                <w:rFonts w:ascii="맑은 고딕" w:hAnsi="맑은 고딕" w:eastAsia="맑은 고딕"/>
                 <w:sz w:val="18"/>
               </w:rPr>
               <w:t>필수</w:t>
@@ -742,6 +1027,7 @@
           <w:p>
             <w:r>
               <w:rPr>
+                <w:rFonts w:ascii="맑은 고딕" w:hAnsi="맑은 고딕" w:eastAsia="맑은 고딕"/>
                 <w:sz w:val="18"/>
               </w:rPr>
               <w:t>권한 범위</w:t>
@@ -755,6 +1041,7 @@
           <w:p>
             <w:r>
               <w:rPr>
+                <w:rFonts w:ascii="맑은 고딕" w:hAnsi="맑은 고딕" w:eastAsia="맑은 고딕"/>
                 <w:sz w:val="18"/>
               </w:rPr>
               <w:t>Knowledge Source 접근 권한 최소화(필요 부서만)</w:t>
@@ -768,6 +1055,7 @@
           <w:p>
             <w:r>
               <w:rPr>
+                <w:rFonts w:ascii="맑은 고딕" w:hAnsi="맑은 고딕" w:eastAsia="맑은 고딕"/>
                 <w:sz w:val="18"/>
               </w:rPr>
               <w:t>필수</w:t>
@@ -783,6 +1071,7 @@
           <w:p>
             <w:r>
               <w:rPr>
+                <w:rFonts w:ascii="맑은 고딕" w:hAnsi="맑은 고딕" w:eastAsia="맑은 고딕"/>
                 <w:sz w:val="18"/>
               </w:rPr>
               <w:t>로그·감사</w:t>
@@ -796,6 +1085,7 @@
           <w:p>
             <w:r>
               <w:rPr>
+                <w:rFonts w:ascii="맑은 고딕" w:hAnsi="맑은 고딕" w:eastAsia="맑은 고딕"/>
                 <w:sz w:val="18"/>
               </w:rPr>
               <w:t>대화/처리 이력 로그 보관 및 주기적 점검</w:t>
@@ -809,6 +1099,7 @@
           <w:p>
             <w:r>
               <w:rPr>
+                <w:rFonts w:ascii="맑은 고딕" w:hAnsi="맑은 고딕" w:eastAsia="맑은 고딕"/>
                 <w:sz w:val="18"/>
               </w:rPr>
               <w:t>권장</w:t>
@@ -824,6 +1115,7 @@
           <w:p>
             <w:r>
               <w:rPr>
+                <w:rFonts w:ascii="맑은 고딕" w:hAnsi="맑은 고딕" w:eastAsia="맑은 고딕"/>
                 <w:sz w:val="18"/>
               </w:rPr>
               <w:t>출력 검토(HITL)</w:t>
@@ -837,6 +1129,7 @@
           <w:p>
             <w:r>
               <w:rPr>
+                <w:rFonts w:ascii="맑은 고딕" w:hAnsi="맑은 고딕" w:eastAsia="맑은 고딕"/>
                 <w:sz w:val="18"/>
               </w:rPr>
               <w:t>외부 공유 산출물은 담당자 승인 후 배포</w:t>
@@ -850,6 +1143,7 @@
           <w:p>
             <w:r>
               <w:rPr>
+                <w:rFonts w:ascii="맑은 고딕" w:hAnsi="맑은 고딕" w:eastAsia="맑은 고딕"/>
                 <w:sz w:val="18"/>
               </w:rPr>
               <w:t>필수</w:t>
@@ -864,6 +1158,129 @@
       </w:pPr>
       <w:r>
         <w:rPr>
+          <w:rFonts w:ascii="맑은 고딕" w:hAnsi="맑은 고딕" w:eastAsia="맑은 고딕"/>
+          <w:b/>
+          <w:color w:val="B11F4B"/>
+          <w:sz w:val="26"/>
+        </w:rPr>
+        <w:t>자주 묻는 질문 (FAQ)</w:t>
+      </w:r>
+    </w:p>
+    <w:p>
+      <w:pPr>
+        <w:spacing w:after="20"/>
+      </w:pPr>
+      <w:r>
+        <w:rPr>
+          <w:rFonts w:ascii="맑은 고딕" w:hAnsi="맑은 고딕" w:eastAsia="맑은 고딕"/>
+          <w:b/>
+          <w:color w:val="242424"/>
+          <w:sz w:val="20"/>
+        </w:rPr>
+        <w:t>Q. 대외비 자료를 ChatGPT에 넣어 요약해도 되나요?</w:t>
+      </w:r>
+    </w:p>
+    <w:p>
+      <w:pPr>
+        <w:spacing w:after="120"/>
+      </w:pPr>
+      <w:r>
+        <w:rPr>
+          <w:rFonts w:ascii="맑은 고딕" w:hAnsi="맑은 고딕" w:eastAsia="맑은 고딕"/>
+          <w:color w:val="5C5C5C"/>
+          <w:sz w:val="20"/>
+        </w:rPr>
+        <w:t>A. 안 됩니다. 대외비 이상 정보는 외부 공개 LLM 입력이 전면 금지이며, Copilot Studio(사내 테넌트) 같은 승인 도구만 사용해야 합니다.</w:t>
+      </w:r>
+    </w:p>
+    <w:p>
+      <w:pPr>
+        <w:spacing w:after="20"/>
+      </w:pPr>
+      <w:r>
+        <w:rPr>
+          <w:rFonts w:ascii="맑은 고딕" w:hAnsi="맑은 고딕" w:eastAsia="맑은 고딕"/>
+          <w:b/>
+          <w:color w:val="242424"/>
+          <w:sz w:val="20"/>
+        </w:rPr>
+        <w:t>Q. 에이전트가 개인정보를 다뤄야 하면 어떻게 설계하나요?</w:t>
+      </w:r>
+    </w:p>
+    <w:p>
+      <w:pPr>
+        <w:spacing w:after="120"/>
+      </w:pPr>
+      <w:r>
+        <w:rPr>
+          <w:rFonts w:ascii="맑은 고딕" w:hAnsi="맑은 고딕" w:eastAsia="맑은 고딕"/>
+          <w:color w:val="5C5C5C"/>
+          <w:sz w:val="20"/>
+        </w:rPr>
+        <w:t>A. Microsoft 365 테넌트 내 DLP 적용 환경에서만 처리하고, Knowledge Source 접근 권한을 필요한 부서로 최소화하세요.</w:t>
+      </w:r>
+    </w:p>
+    <w:p>
+      <w:pPr>
+        <w:spacing w:after="20"/>
+      </w:pPr>
+      <w:r>
+        <w:rPr>
+          <w:rFonts w:ascii="맑은 고딕" w:hAnsi="맑은 고딕" w:eastAsia="맑은 고딕"/>
+          <w:b/>
+          <w:color w:val="242424"/>
+          <w:sz w:val="20"/>
+        </w:rPr>
+        <w:t>Q. 내부 등급 자료로 만든 에이전트는 어떤 플랫폼이 적합한가요?</w:t>
+      </w:r>
+    </w:p>
+    <w:p>
+      <w:pPr>
+        <w:spacing w:after="120"/>
+      </w:pPr>
+      <w:r>
+        <w:rPr>
+          <w:rFonts w:ascii="맑은 고딕" w:hAnsi="맑은 고딕" w:eastAsia="맑은 고딕"/>
+          <w:color w:val="5C5C5C"/>
+          <w:sz w:val="20"/>
+        </w:rPr>
+        <w:t>A. 내부 등급은 사내 승인 AI(M365 Copilot, Agent Builder)에서 활용 가능합니다. 대외비가 섞이면 Copilot Studio로 올려야 합니다.</w:t>
+      </w:r>
+    </w:p>
+    <w:p>
+      <w:pPr>
+        <w:spacing w:after="20"/>
+      </w:pPr>
+      <w:r>
+        <w:rPr>
+          <w:rFonts w:ascii="맑은 고딕" w:hAnsi="맑은 고딕" w:eastAsia="맑은 고딕"/>
+          <w:b/>
+          <w:color w:val="242424"/>
+          <w:sz w:val="20"/>
+        </w:rPr>
+        <w:t>Q. 외부 공유용 결과물은 바로 보내도 되나요?</w:t>
+      </w:r>
+    </w:p>
+    <w:p>
+      <w:pPr>
+        <w:spacing w:after="120"/>
+      </w:pPr>
+      <w:r>
+        <w:rPr>
+          <w:rFonts w:ascii="맑은 고딕" w:hAnsi="맑은 고딕" w:eastAsia="맑은 고딕"/>
+          <w:color w:val="5C5C5C"/>
+          <w:sz w:val="20"/>
+        </w:rPr>
+        <w:t>A. 아니요. 외부로 나가는 산출물은 담당자 검토(HITL) 승인 후 배포해야 합니다.</w:t>
+      </w:r>
+    </w:p>
+    <w:p>
+      <w:pPr>
+        <w:spacing w:before="200" w:after="80"/>
+      </w:pPr>
+      <w:r>
+        <w:rPr>
+          <w:rFonts w:ascii="맑은 고딕" w:hAnsi="맑은 고딕" w:eastAsia="맑은 고딕"/>
           <w:b/>
           <w:color w:val="B11F4B"/>
           <w:sz w:val="26"/>
@@ -876,6 +1293,10 @@
         <w:spacing w:after="40"/>
       </w:pPr>
       <w:r>
+        <w:rPr>
+          <w:rFonts w:ascii="맑은 고딕" w:hAnsi="맑은 고딕" w:eastAsia="맑은 고딕"/>
+          <w:sz w:val="21"/>
+        </w:rPr>
         <w:t>보안 규정 위반 사항 발견 시 즉시 정보보안팀(security@example.com)에 통보하며, 위반 수준에 따라 에이전트 사용 중단·재설계·징계 절차가 적용됩니다.</w:t>
       </w:r>
     </w:p>
@@ -883,6 +1304,7 @@
     <w:p>
       <w:r>
         <w:rPr>
+          <w:rFonts w:ascii="맑은 고딕" w:hAnsi="맑은 고딕" w:eastAsia="맑은 고딕"/>
           <w:i/>
           <w:color w:val="5C5C5C"/>
           <w:sz w:val="16"/>
